--- a/lecture_2/Git_GitHub_Complete_Guide.docx
+++ b/lecture_2/Git_GitHub_Complete_Guide.docx
@@ -1101,23 +1101,7 @@
           <w:rFonts w:ascii="Sitka Small" w:hAnsi="Sitka Small"/>
           <w:color w:val="2E75B6"/>
         </w:rPr>
-        <w:t xml:space="preserve"> within </w:t>
-      </w:r>
-      <w:proofErr w:type="gramStart"/>
-      <w:r>
-        <w:rPr>
-          <w:rFonts w:ascii="Sitka Small" w:hAnsi="Sitka Small"/>
-          <w:color w:val="2E75B6"/>
-        </w:rPr>
-        <w:t>you</w:t>
-      </w:r>
-      <w:proofErr w:type="gramEnd"/>
-      <w:r>
-        <w:rPr>
-          <w:rFonts w:ascii="Sitka Small" w:hAnsi="Sitka Small"/>
-          <w:color w:val="2E75B6"/>
-        </w:rPr>
-        <w:t xml:space="preserve"> PC</w:t>
+        <w:t xml:space="preserve"> within you PC</w:t>
       </w:r>
     </w:p>
     <w:p>
@@ -1272,23 +1256,7 @@
           <w:rFonts w:ascii="Sitka Small" w:hAnsi="Sitka Small"/>
           <w:color w:val="D6007A"/>
         </w:rPr>
-        <w:t xml:space="preserve">his creates a </w:t>
-      </w:r>
-      <w:proofErr w:type="gramStart"/>
-      <w:r>
-        <w:rPr>
-          <w:rFonts w:ascii="Sitka Small" w:hAnsi="Sitka Small"/>
-          <w:color w:val="D6007A"/>
-        </w:rPr>
-        <w:t>hidden .git</w:t>
-      </w:r>
-      <w:proofErr w:type="gramEnd"/>
-      <w:r>
-        <w:rPr>
-          <w:rFonts w:ascii="Sitka Small" w:hAnsi="Sitka Small"/>
-          <w:color w:val="D6007A"/>
-        </w:rPr>
-        <w:t xml:space="preserve"> folder inside your directory</w:t>
+        <w:t>his creates a hidden .git folder inside your directory</w:t>
       </w:r>
       <w:r>
         <w:rPr>
@@ -1433,7 +1401,6 @@
               </w:rPr>
               <w:t xml:space="preserve"> </w:t>
             </w:r>
-            <w:proofErr w:type="gramStart"/>
             <w:r>
               <w:rPr>
                 <w:rFonts w:ascii="Sitka Small" w:hAnsi="Sitka Small"/>
@@ -1443,7 +1410,6 @@
               </w:rPr>
               <w:t>init</w:t>
             </w:r>
-            <w:proofErr w:type="gramEnd"/>
             <w:r>
               <w:rPr>
                 <w:rFonts w:ascii="Sitka Small" w:hAnsi="Sitka Small"/>
@@ -1704,14 +1670,7 @@
         <w:rPr>
           <w:rFonts w:ascii="Sitka Small" w:hAnsi="Sitka Small"/>
         </w:rPr>
-        <w:t xml:space="preserve">shown on the </w:t>
-      </w:r>
-      <w:proofErr w:type="gramStart"/>
-      <w:r>
-        <w:rPr>
-          <w:rFonts w:ascii="Sitka Small" w:hAnsi="Sitka Small"/>
-        </w:rPr>
-        <w:t>next</w:t>
+        <w:t>shown on the next</w:t>
       </w:r>
       <w:r>
         <w:rPr>
@@ -1719,7 +1678,6 @@
         </w:rPr>
         <w:t>-page</w:t>
       </w:r>
-      <w:proofErr w:type="gramEnd"/>
     </w:p>
     <w:p>
       <w:pPr>
@@ -2199,16 +2157,48 @@
         <w:rPr>
           <w:rFonts w:ascii="Sitka Small" w:hAnsi="Sitka Small"/>
         </w:rPr>
-        <w:t xml:space="preserve">git </w:t>
-      </w:r>
-      <w:proofErr w:type="gramStart"/>
-      <w:r>
-        <w:rPr>
-          <w:rFonts w:ascii="Sitka Small" w:hAnsi="Sitka Small"/>
-        </w:rPr>
-        <w:t>remote -v</w:t>
-      </w:r>
-      <w:proofErr w:type="gramEnd"/>
+        <w:t>git remote -v</w:t>
+      </w:r>
+    </w:p>
+    <w:p>
+      <w:pPr>
+        <w:rPr>
+          <w:rFonts w:ascii="Sitka Small" w:hAnsi="Sitka Small"/>
+        </w:rPr>
+      </w:pPr>
+    </w:p>
+    <w:p>
+      <w:pPr>
+        <w:rPr>
+          <w:rFonts w:ascii="Sitka Small" w:hAnsi="Sitka Small"/>
+        </w:rPr>
+      </w:pPr>
+      <w:r>
+        <w:rPr>
+          <w:rFonts w:ascii="Sitka Small" w:hAnsi="Sitka Small"/>
+        </w:rPr>
+        <w:t xml:space="preserve">$ </w:t>
+      </w:r>
+      <w:r>
+        <w:rPr>
+          <w:rFonts w:ascii="Sitka Small" w:hAnsi="Sitka Small"/>
+        </w:rPr>
+        <w:t>git pull origin main</w:t>
+      </w:r>
+      <w:r>
+        <w:rPr>
+          <w:rFonts w:ascii="Sitka Small" w:hAnsi="Sitka Small"/>
+        </w:rPr>
+        <w:br/>
+        <w:t>or</w:t>
+      </w:r>
+      <w:r>
+        <w:rPr>
+          <w:rFonts w:ascii="Sitka Small" w:hAnsi="Sitka Small"/>
+        </w:rPr>
+        <w:br/>
+        <w:t>$ git pull</w:t>
+      </w:r>
     </w:p>
     <w:p>
       <w:pPr>
@@ -2279,41 +2269,13 @@
               </w:rPr>
               <w:t xml:space="preserve">$ </w:t>
             </w:r>
-            <w:proofErr w:type="gramStart"/>
             <w:r>
               <w:rPr>
                 <w:rFonts w:ascii="Sitka Small" w:eastAsia="Courier New" w:hAnsi="Sitka Small" w:cs="Courier New"/>
                 <w:sz w:val="24"/>
                 <w:szCs w:val="24"/>
               </w:rPr>
-              <w:t>git</w:t>
-            </w:r>
-            <w:proofErr w:type="gramEnd"/>
-            <w:r>
-              <w:rPr>
-                <w:rFonts w:ascii="Sitka Small" w:eastAsia="Courier New" w:hAnsi="Sitka Small" w:cs="Courier New"/>
-                <w:sz w:val="24"/>
-                <w:szCs w:val="24"/>
-              </w:rPr>
-              <w:t xml:space="preserve"> </w:t>
-            </w:r>
-            <w:proofErr w:type="gramStart"/>
-            <w:r>
-              <w:rPr>
-                <w:rFonts w:ascii="Sitka Small" w:eastAsia="Courier New" w:hAnsi="Sitka Small" w:cs="Courier New"/>
-                <w:sz w:val="24"/>
-                <w:szCs w:val="24"/>
-              </w:rPr>
-              <w:t>add</w:t>
-            </w:r>
-            <w:proofErr w:type="gramEnd"/>
-            <w:r>
-              <w:rPr>
-                <w:rFonts w:ascii="Sitka Small" w:eastAsia="Courier New" w:hAnsi="Sitka Small" w:cs="Courier New"/>
-                <w:sz w:val="24"/>
-                <w:szCs w:val="24"/>
-              </w:rPr>
-              <w:t xml:space="preserve"> .</w:t>
+              <w:t>git add .</w:t>
             </w:r>
           </w:p>
         </w:tc>
@@ -2464,6 +2426,7 @@
           <w:rFonts w:ascii="Sitka Small" w:hAnsi="Sitka Small"/>
           <w:color w:val="2E75B6"/>
         </w:rPr>
+        <w:lastRenderedPageBreak/>
         <w:t>Step 5 — Commit Your Files</w:t>
       </w:r>
     </w:p>
@@ -2519,7 +2482,6 @@
                 <w:sz w:val="24"/>
                 <w:szCs w:val="24"/>
               </w:rPr>
-              <w:lastRenderedPageBreak/>
               <w:t>$ git commit -m "first commit"</w:t>
             </w:r>
           </w:p>
@@ -2959,25 +2921,7 @@
                 <w:sz w:val="24"/>
                 <w:szCs w:val="24"/>
               </w:rPr>
-              <w:t xml:space="preserve">git </w:t>
-            </w:r>
-            <w:proofErr w:type="gramStart"/>
-            <w:r>
-              <w:rPr>
-                <w:rFonts w:ascii="Sitka Small" w:eastAsia="Courier New" w:hAnsi="Sitka Small" w:cs="Courier New"/>
-                <w:sz w:val="24"/>
-                <w:szCs w:val="24"/>
-              </w:rPr>
-              <w:t>add</w:t>
-            </w:r>
-            <w:proofErr w:type="gramEnd"/>
-            <w:r>
-              <w:rPr>
-                <w:rFonts w:ascii="Sitka Small" w:eastAsia="Courier New" w:hAnsi="Sitka Small" w:cs="Courier New"/>
-                <w:sz w:val="24"/>
-                <w:szCs w:val="24"/>
-              </w:rPr>
-              <w:t xml:space="preserve"> .</w:t>
+              <w:t>git add .</w:t>
             </w:r>
           </w:p>
           <w:p>
@@ -3051,17 +2995,8 @@
           <w:rFonts w:ascii="Sitka Small" w:hAnsi="Sitka Small"/>
           <w:color w:val="1A56A0"/>
         </w:rPr>
-        <w:t xml:space="preserve">4. Understanding git </w:t>
-      </w:r>
-      <w:proofErr w:type="gramStart"/>
-      <w:r>
-        <w:rPr>
-          <w:rFonts w:ascii="Sitka Small" w:hAnsi="Sitka Small"/>
-          <w:color w:val="1A56A0"/>
-        </w:rPr>
-        <w:t>remote -v</w:t>
-      </w:r>
-      <w:proofErr w:type="gramEnd"/>
+        <w:t>4. Understanding git remote -v</w:t>
+      </w:r>
     </w:p>
     <w:p>
       <w:pPr>
@@ -3183,6 +3118,7 @@
         <w:rPr>
           <w:rFonts w:ascii="Sitka Small" w:hAnsi="Sitka Small"/>
         </w:rPr>
+        <w:lastRenderedPageBreak/>
         <w:t>(fetch) = the path used when DOWNLOADING from GitHub</w:t>
       </w:r>
     </w:p>
@@ -3202,7 +3138,6 @@
         <w:rPr>
           <w:rFonts w:ascii="Sitka Small" w:hAnsi="Sitka Small"/>
         </w:rPr>
-        <w:lastRenderedPageBreak/>
         <w:t>(push)  = the path used when UPLOADING to GitHub</w:t>
       </w:r>
     </w:p>
@@ -3464,19 +3399,8 @@
                 <w:sz w:val="20"/>
                 <w:szCs w:val="20"/>
               </w:rPr>
-              <w:t xml:space="preserve">git </w:t>
-            </w:r>
-            <w:proofErr w:type="gramStart"/>
-            <w:r>
-              <w:rPr>
-                <w:rFonts w:ascii="Sitka Small" w:eastAsia="Courier New" w:hAnsi="Sitka Small" w:cs="Courier New"/>
-                <w:color w:val="D4D4D4"/>
-                <w:sz w:val="20"/>
-                <w:szCs w:val="20"/>
-              </w:rPr>
-              <w:t>remote -v</w:t>
-            </w:r>
-            <w:proofErr w:type="gramEnd"/>
+              <w:t>git remote -v</w:t>
+            </w:r>
           </w:p>
         </w:tc>
       </w:tr>
@@ -4073,31 +3997,7 @@
           <w:sz w:val="24"/>
           <w:szCs w:val="24"/>
         </w:rPr>
-        <w:t xml:space="preserve"> instead of </w:t>
-      </w:r>
-      <w:proofErr w:type="gramStart"/>
-      <w:r>
-        <w:rPr>
-          <w:rFonts w:ascii="Sitka Small" w:hAnsi="Sitka Small"/>
-          <w:b/>
-          <w:bCs/>
-          <w:color w:val="404040"/>
-          <w:sz w:val="24"/>
-          <w:szCs w:val="24"/>
-        </w:rPr>
-        <w:t>add</w:t>
-      </w:r>
-      <w:proofErr w:type="gramEnd"/>
-      <w:r>
-        <w:rPr>
-          <w:rFonts w:ascii="Sitka Small" w:hAnsi="Sitka Small"/>
-          <w:b/>
-          <w:bCs/>
-          <w:color w:val="404040"/>
-          <w:sz w:val="24"/>
-          <w:szCs w:val="24"/>
-        </w:rPr>
-        <w:t>:</w:t>
+        <w:t xml:space="preserve"> instead of add:</w:t>
       </w:r>
     </w:p>
     <w:tbl>
@@ -5400,19 +5300,8 @@
                 <w:sz w:val="18"/>
                 <w:szCs w:val="18"/>
               </w:rPr>
-              <w:t xml:space="preserve">git </w:t>
-            </w:r>
-            <w:proofErr w:type="gramStart"/>
-            <w:r>
-              <w:rPr>
-                <w:rFonts w:ascii="Sitka Small" w:eastAsia="Courier New" w:hAnsi="Sitka Small" w:cs="Courier New"/>
-                <w:color w:val="C0392B"/>
-                <w:sz w:val="18"/>
-                <w:szCs w:val="18"/>
-              </w:rPr>
-              <w:t>remote -v</w:t>
-            </w:r>
-            <w:proofErr w:type="gramEnd"/>
+              <w:t>git remote -v</w:t>
+            </w:r>
           </w:p>
         </w:tc>
         <w:tc>
@@ -5550,27 +5439,7 @@
                 <w:szCs w:val="18"/>
               </w:rPr>
               <w:lastRenderedPageBreak/>
-              <w:t xml:space="preserve">git </w:t>
-            </w:r>
-            <w:proofErr w:type="gramStart"/>
-            <w:r>
-              <w:rPr>
-                <w:rFonts w:ascii="Sitka Small" w:eastAsia="Courier New" w:hAnsi="Sitka Small" w:cs="Courier New"/>
-                <w:color w:val="C0392B"/>
-                <w:sz w:val="18"/>
-                <w:szCs w:val="18"/>
-              </w:rPr>
-              <w:t>add</w:t>
-            </w:r>
-            <w:proofErr w:type="gramEnd"/>
-            <w:r>
-              <w:rPr>
-                <w:rFonts w:ascii="Sitka Small" w:eastAsia="Courier New" w:hAnsi="Sitka Small" w:cs="Courier New"/>
-                <w:color w:val="C0392B"/>
-                <w:sz w:val="18"/>
-                <w:szCs w:val="18"/>
-              </w:rPr>
-              <w:t xml:space="preserve"> .</w:t>
+              <w:t>git add .</w:t>
             </w:r>
           </w:p>
         </w:tc>
@@ -6217,27 +6086,7 @@
                 <w:sz w:val="20"/>
                 <w:szCs w:val="20"/>
               </w:rPr>
-              <w:t xml:space="preserve"># 1. Initialize </w:t>
-            </w:r>
-            <w:proofErr w:type="gramStart"/>
-            <w:r>
-              <w:rPr>
-                <w:rFonts w:ascii="Sitka Small" w:eastAsia="Courier New" w:hAnsi="Sitka Small" w:cs="Courier New"/>
-                <w:color w:val="D4D4D4"/>
-                <w:sz w:val="20"/>
-                <w:szCs w:val="20"/>
-              </w:rPr>
-              <w:t>git</w:t>
-            </w:r>
-            <w:proofErr w:type="gramEnd"/>
-            <w:r>
-              <w:rPr>
-                <w:rFonts w:ascii="Sitka Small" w:eastAsia="Courier New" w:hAnsi="Sitka Small" w:cs="Courier New"/>
-                <w:color w:val="D4D4D4"/>
-                <w:sz w:val="20"/>
-                <w:szCs w:val="20"/>
-              </w:rPr>
-              <w:t xml:space="preserve"> (only once)</w:t>
+              <w:t># 1. Initialize git (only once)</w:t>
             </w:r>
           </w:p>
           <w:p>
@@ -6338,27 +6187,7 @@
                 <w:sz w:val="20"/>
                 <w:szCs w:val="20"/>
               </w:rPr>
-              <w:t xml:space="preserve">git </w:t>
-            </w:r>
-            <w:proofErr w:type="gramStart"/>
-            <w:r>
-              <w:rPr>
-                <w:rFonts w:ascii="Sitka Small" w:eastAsia="Courier New" w:hAnsi="Sitka Small" w:cs="Courier New"/>
-                <w:color w:val="D4D4D4"/>
-                <w:sz w:val="20"/>
-                <w:szCs w:val="20"/>
-              </w:rPr>
-              <w:t>add</w:t>
-            </w:r>
-            <w:proofErr w:type="gramEnd"/>
-            <w:r>
-              <w:rPr>
-                <w:rFonts w:ascii="Sitka Small" w:eastAsia="Courier New" w:hAnsi="Sitka Small" w:cs="Courier New"/>
-                <w:color w:val="D4D4D4"/>
-                <w:sz w:val="20"/>
-                <w:szCs w:val="20"/>
-              </w:rPr>
-              <w:t xml:space="preserve"> .</w:t>
+              <w:t>git add .</w:t>
             </w:r>
           </w:p>
           <w:p>
@@ -6553,27 +6382,7 @@
                 <w:sz w:val="20"/>
                 <w:szCs w:val="20"/>
               </w:rPr>
-              <w:t xml:space="preserve">git </w:t>
-            </w:r>
-            <w:proofErr w:type="gramStart"/>
-            <w:r>
-              <w:rPr>
-                <w:rFonts w:ascii="Sitka Small" w:eastAsia="Courier New" w:hAnsi="Sitka Small" w:cs="Courier New"/>
-                <w:color w:val="D4D4D4"/>
-                <w:sz w:val="20"/>
-                <w:szCs w:val="20"/>
-              </w:rPr>
-              <w:t>add</w:t>
-            </w:r>
-            <w:proofErr w:type="gramEnd"/>
-            <w:r>
-              <w:rPr>
-                <w:rFonts w:ascii="Sitka Small" w:eastAsia="Courier New" w:hAnsi="Sitka Small" w:cs="Courier New"/>
-                <w:color w:val="D4D4D4"/>
-                <w:sz w:val="20"/>
-                <w:szCs w:val="20"/>
-              </w:rPr>
-              <w:t xml:space="preserve"> .</w:t>
+              <w:t>git add .</w:t>
             </w:r>
           </w:p>
           <w:p>
@@ -6804,6 +6613,343 @@
                     <a:xfrm>
                       <a:off x="0" y="0"/>
                       <a:ext cx="5943600" cy="1622425"/>
+                    </a:xfrm>
+                    <a:prstGeom prst="rect">
+                      <a:avLst/>
+                    </a:prstGeom>
+                  </pic:spPr>
+                </pic:pic>
+              </a:graphicData>
+            </a:graphic>
+          </wp:inline>
+        </w:drawing>
+      </w:r>
+    </w:p>
+    <w:p>
+      <w:pPr>
+        <w:spacing w:after="160"/>
+        <w:rPr>
+          <w:rFonts w:ascii="Sitka Small" w:hAnsi="Sitka Small"/>
+        </w:rPr>
+      </w:pPr>
+    </w:p>
+    <w:p>
+      <w:pPr>
+        <w:spacing w:after="160"/>
+        <w:rPr>
+          <w:rFonts w:ascii="Sitka Small" w:hAnsi="Sitka Small"/>
+        </w:rPr>
+      </w:pPr>
+      <w:r>
+        <w:rPr>
+          <w:rFonts w:ascii="Sitka Small" w:hAnsi="Sitka Small"/>
+        </w:rPr>
+        <w:drawing>
+          <wp:inline distT="0" distB="0" distL="0" distR="0" wp14:anchorId="05A844E6" wp14:editId="24A4473A">
+            <wp:extent cx="5943600" cy="591820"/>
+            <wp:effectExtent l="0" t="0" r="0" b="0"/>
+            <wp:docPr id="1272022500" name="Picture 1"/>
+            <wp:cNvGraphicFramePr>
+              <a:graphicFrameLocks xmlns:a="http://schemas.openxmlformats.org/drawingml/2006/main" noChangeAspect="1"/>
+            </wp:cNvGraphicFramePr>
+            <a:graphic xmlns:a="http://schemas.openxmlformats.org/drawingml/2006/main">
+              <a:graphicData uri="http://schemas.openxmlformats.org/drawingml/2006/picture">
+                <pic:pic xmlns:pic="http://schemas.openxmlformats.org/drawingml/2006/picture">
+                  <pic:nvPicPr>
+                    <pic:cNvPr id="1272022500" name=""/>
+                    <pic:cNvPicPr/>
+                  </pic:nvPicPr>
+                  <pic:blipFill>
+                    <a:blip r:embed="rId8"/>
+                    <a:stretch>
+                      <a:fillRect/>
+                    </a:stretch>
+                  </pic:blipFill>
+                  <pic:spPr>
+                    <a:xfrm>
+                      <a:off x="0" y="0"/>
+                      <a:ext cx="5943600" cy="591820"/>
+                    </a:xfrm>
+                    <a:prstGeom prst="rect">
+                      <a:avLst/>
+                    </a:prstGeom>
+                  </pic:spPr>
+                </pic:pic>
+              </a:graphicData>
+            </a:graphic>
+          </wp:inline>
+        </w:drawing>
+      </w:r>
+    </w:p>
+    <w:p>
+      <w:pPr>
+        <w:spacing w:after="160"/>
+        <w:rPr>
+          <w:rFonts w:ascii="Sitka Small" w:hAnsi="Sitka Small"/>
+        </w:rPr>
+      </w:pPr>
+    </w:p>
+    <w:p>
+      <w:pPr>
+        <w:spacing w:after="160"/>
+        <w:rPr>
+          <w:rFonts w:ascii="Sitka Small" w:hAnsi="Sitka Small"/>
+        </w:rPr>
+      </w:pPr>
+      <w:r>
+        <w:rPr>
+          <w:rFonts w:ascii="Sitka Small" w:hAnsi="Sitka Small"/>
+        </w:rPr>
+        <w:drawing>
+          <wp:inline distT="0" distB="0" distL="0" distR="0" wp14:anchorId="5B8FB738" wp14:editId="063C3AF2">
+            <wp:extent cx="5943600" cy="1938020"/>
+            <wp:effectExtent l="0" t="0" r="0" b="5080"/>
+            <wp:docPr id="1711832508" name="Picture 1"/>
+            <wp:cNvGraphicFramePr>
+              <a:graphicFrameLocks xmlns:a="http://schemas.openxmlformats.org/drawingml/2006/main" noChangeAspect="1"/>
+            </wp:cNvGraphicFramePr>
+            <a:graphic xmlns:a="http://schemas.openxmlformats.org/drawingml/2006/main">
+              <a:graphicData uri="http://schemas.openxmlformats.org/drawingml/2006/picture">
+                <pic:pic xmlns:pic="http://schemas.openxmlformats.org/drawingml/2006/picture">
+                  <pic:nvPicPr>
+                    <pic:cNvPr id="1711832508" name=""/>
+                    <pic:cNvPicPr/>
+                  </pic:nvPicPr>
+                  <pic:blipFill>
+                    <a:blip r:embed="rId9"/>
+                    <a:stretch>
+                      <a:fillRect/>
+                    </a:stretch>
+                  </pic:blipFill>
+                  <pic:spPr>
+                    <a:xfrm>
+                      <a:off x="0" y="0"/>
+                      <a:ext cx="5943600" cy="1938020"/>
+                    </a:xfrm>
+                    <a:prstGeom prst="rect">
+                      <a:avLst/>
+                    </a:prstGeom>
+                  </pic:spPr>
+                </pic:pic>
+              </a:graphicData>
+            </a:graphic>
+          </wp:inline>
+        </w:drawing>
+      </w:r>
+    </w:p>
+    <w:p>
+      <w:pPr>
+        <w:spacing w:after="160"/>
+        <w:rPr>
+          <w:rFonts w:ascii="Sitka Small" w:hAnsi="Sitka Small"/>
+        </w:rPr>
+      </w:pPr>
+    </w:p>
+    <w:p>
+      <w:pPr>
+        <w:spacing w:after="160"/>
+        <w:rPr>
+          <w:rFonts w:ascii="Sitka Small" w:hAnsi="Sitka Small"/>
+        </w:rPr>
+      </w:pPr>
+      <w:r>
+        <w:rPr>
+          <w:rFonts w:ascii="Sitka Small" w:hAnsi="Sitka Small"/>
+        </w:rPr>
+        <w:drawing>
+          <wp:inline distT="0" distB="0" distL="0" distR="0" wp14:anchorId="10C91B71" wp14:editId="3B8315E8">
+            <wp:extent cx="5943600" cy="1968500"/>
+            <wp:effectExtent l="0" t="0" r="0" b="0"/>
+            <wp:docPr id="1962327885" name="Picture 1"/>
+            <wp:cNvGraphicFramePr>
+              <a:graphicFrameLocks xmlns:a="http://schemas.openxmlformats.org/drawingml/2006/main" noChangeAspect="1"/>
+            </wp:cNvGraphicFramePr>
+            <a:graphic xmlns:a="http://schemas.openxmlformats.org/drawingml/2006/main">
+              <a:graphicData uri="http://schemas.openxmlformats.org/drawingml/2006/picture">
+                <pic:pic xmlns:pic="http://schemas.openxmlformats.org/drawingml/2006/picture">
+                  <pic:nvPicPr>
+                    <pic:cNvPr id="1962327885" name=""/>
+                    <pic:cNvPicPr/>
+                  </pic:nvPicPr>
+                  <pic:blipFill>
+                    <a:blip r:embed="rId10"/>
+                    <a:stretch>
+                      <a:fillRect/>
+                    </a:stretch>
+                  </pic:blipFill>
+                  <pic:spPr>
+                    <a:xfrm>
+                      <a:off x="0" y="0"/>
+                      <a:ext cx="5943600" cy="1968500"/>
+                    </a:xfrm>
+                    <a:prstGeom prst="rect">
+                      <a:avLst/>
+                    </a:prstGeom>
+                  </pic:spPr>
+                </pic:pic>
+              </a:graphicData>
+            </a:graphic>
+          </wp:inline>
+        </w:drawing>
+      </w:r>
+    </w:p>
+    <w:p>
+      <w:pPr>
+        <w:spacing w:after="160"/>
+        <w:rPr>
+          <w:rFonts w:ascii="Sitka Small" w:hAnsi="Sitka Small"/>
+        </w:rPr>
+      </w:pPr>
+    </w:p>
+    <w:p>
+      <w:pPr>
+        <w:spacing w:after="160"/>
+        <w:rPr>
+          <w:rFonts w:ascii="Sitka Small" w:hAnsi="Sitka Small"/>
+        </w:rPr>
+      </w:pPr>
+      <w:r>
+        <w:rPr>
+          <w:rFonts w:ascii="Sitka Small" w:hAnsi="Sitka Small"/>
+        </w:rPr>
+        <w:drawing>
+          <wp:inline distT="0" distB="0" distL="0" distR="0" wp14:anchorId="4E603750" wp14:editId="2322F24B">
+            <wp:extent cx="5943600" cy="2174875"/>
+            <wp:effectExtent l="0" t="0" r="0" b="0"/>
+            <wp:docPr id="281111210" name="Picture 1"/>
+            <wp:cNvGraphicFramePr>
+              <a:graphicFrameLocks xmlns:a="http://schemas.openxmlformats.org/drawingml/2006/main" noChangeAspect="1"/>
+            </wp:cNvGraphicFramePr>
+            <a:graphic xmlns:a="http://schemas.openxmlformats.org/drawingml/2006/main">
+              <a:graphicData uri="http://schemas.openxmlformats.org/drawingml/2006/picture">
+                <pic:pic xmlns:pic="http://schemas.openxmlformats.org/drawingml/2006/picture">
+                  <pic:nvPicPr>
+                    <pic:cNvPr id="281111210" name=""/>
+                    <pic:cNvPicPr/>
+                  </pic:nvPicPr>
+                  <pic:blipFill>
+                    <a:blip r:embed="rId11"/>
+                    <a:stretch>
+                      <a:fillRect/>
+                    </a:stretch>
+                  </pic:blipFill>
+                  <pic:spPr>
+                    <a:xfrm>
+                      <a:off x="0" y="0"/>
+                      <a:ext cx="5943600" cy="2174875"/>
+                    </a:xfrm>
+                    <a:prstGeom prst="rect">
+                      <a:avLst/>
+                    </a:prstGeom>
+                  </pic:spPr>
+                </pic:pic>
+              </a:graphicData>
+            </a:graphic>
+          </wp:inline>
+        </w:drawing>
+      </w:r>
+    </w:p>
+    <w:p>
+      <w:pPr>
+        <w:spacing w:after="160"/>
+        <w:rPr>
+          <w:rFonts w:ascii="Sitka Small" w:hAnsi="Sitka Small"/>
+        </w:rPr>
+      </w:pPr>
+    </w:p>
+    <w:p>
+      <w:pPr>
+        <w:spacing w:after="160"/>
+        <w:rPr>
+          <w:rFonts w:ascii="Sitka Small" w:hAnsi="Sitka Small"/>
+        </w:rPr>
+      </w:pPr>
+      <w:r>
+        <w:rPr>
+          <w:rFonts w:ascii="Sitka Small" w:hAnsi="Sitka Small"/>
+        </w:rPr>
+        <w:drawing>
+          <wp:inline distT="0" distB="0" distL="0" distR="0" wp14:anchorId="3BC2D297" wp14:editId="783895B7">
+            <wp:extent cx="5943600" cy="2124075"/>
+            <wp:effectExtent l="0" t="0" r="0" b="9525"/>
+            <wp:docPr id="59285903" name="Picture 1"/>
+            <wp:cNvGraphicFramePr>
+              <a:graphicFrameLocks xmlns:a="http://schemas.openxmlformats.org/drawingml/2006/main" noChangeAspect="1"/>
+            </wp:cNvGraphicFramePr>
+            <a:graphic xmlns:a="http://schemas.openxmlformats.org/drawingml/2006/main">
+              <a:graphicData uri="http://schemas.openxmlformats.org/drawingml/2006/picture">
+                <pic:pic xmlns:pic="http://schemas.openxmlformats.org/drawingml/2006/picture">
+                  <pic:nvPicPr>
+                    <pic:cNvPr id="59285903" name=""/>
+                    <pic:cNvPicPr/>
+                  </pic:nvPicPr>
+                  <pic:blipFill>
+                    <a:blip r:embed="rId12"/>
+                    <a:stretch>
+                      <a:fillRect/>
+                    </a:stretch>
+                  </pic:blipFill>
+                  <pic:spPr>
+                    <a:xfrm>
+                      <a:off x="0" y="0"/>
+                      <a:ext cx="5943600" cy="2124075"/>
+                    </a:xfrm>
+                    <a:prstGeom prst="rect">
+                      <a:avLst/>
+                    </a:prstGeom>
+                  </pic:spPr>
+                </pic:pic>
+              </a:graphicData>
+            </a:graphic>
+          </wp:inline>
+        </w:drawing>
+      </w:r>
+    </w:p>
+    <w:p>
+      <w:pPr>
+        <w:spacing w:after="160"/>
+        <w:rPr>
+          <w:rFonts w:ascii="Sitka Small" w:hAnsi="Sitka Small"/>
+        </w:rPr>
+      </w:pPr>
+    </w:p>
+    <w:p>
+      <w:pPr>
+        <w:spacing w:after="160"/>
+        <w:rPr>
+          <w:rFonts w:ascii="Sitka Small" w:hAnsi="Sitka Small"/>
+        </w:rPr>
+      </w:pPr>
+      <w:r>
+        <w:rPr>
+          <w:rFonts w:ascii="Sitka Small" w:hAnsi="Sitka Small"/>
+        </w:rPr>
+        <w:lastRenderedPageBreak/>
+        <w:drawing>
+          <wp:inline distT="0" distB="0" distL="0" distR="0" wp14:anchorId="0361ABB0" wp14:editId="3D6975BD">
+            <wp:extent cx="5943600" cy="3196590"/>
+            <wp:effectExtent l="0" t="0" r="0" b="3810"/>
+            <wp:docPr id="1153402264" name="Picture 1"/>
+            <wp:cNvGraphicFramePr>
+              <a:graphicFrameLocks xmlns:a="http://schemas.openxmlformats.org/drawingml/2006/main" noChangeAspect="1"/>
+            </wp:cNvGraphicFramePr>
+            <a:graphic xmlns:a="http://schemas.openxmlformats.org/drawingml/2006/main">
+              <a:graphicData uri="http://schemas.openxmlformats.org/drawingml/2006/picture">
+                <pic:pic xmlns:pic="http://schemas.openxmlformats.org/drawingml/2006/picture">
+                  <pic:nvPicPr>
+                    <pic:cNvPr id="1153402264" name=""/>
+                    <pic:cNvPicPr/>
+                  </pic:nvPicPr>
+                  <pic:blipFill>
+                    <a:blip r:embed="rId13"/>
+                    <a:stretch>
+                      <a:fillRect/>
+                    </a:stretch>
+                  </pic:blipFill>
+                  <pic:spPr>
+                    <a:xfrm>
+                      <a:off x="0" y="0"/>
+                      <a:ext cx="5943600" cy="3196590"/>
                     </a:xfrm>
                     <a:prstGeom prst="rect">
                       <a:avLst/>

--- a/lecture_2/Git_GitHub_Complete_Guide.docx
+++ b/lecture_2/Git_GitHub_Complete_Guide.docx
@@ -2151,13 +2151,7 @@
         <w:rPr>
           <w:rFonts w:ascii="Sitka Small" w:hAnsi="Sitka Small"/>
         </w:rPr>
-        <w:t xml:space="preserve">$ </w:t>
-      </w:r>
-      <w:r>
-        <w:rPr>
-          <w:rFonts w:ascii="Sitka Small" w:hAnsi="Sitka Small"/>
-        </w:rPr>
-        <w:t>git remote -v</w:t>
+        <w:t>$ git remote -v</w:t>
       </w:r>
     </w:p>
     <w:p>
@@ -2416,6 +2410,114 @@
     </w:p>
     <w:p>
       <w:pPr>
+        <w:spacing w:after="240"/>
+        <w:rPr>
+          <w:rFonts w:ascii="Sitka Small" w:hAnsi="Sitka Small"/>
+        </w:rPr>
+      </w:pPr>
+      <w:r>
+        <w:rPr>
+          <w:rFonts w:ascii="Sitka Small" w:hAnsi="Sitka Small"/>
+        </w:rPr>
+        <w:lastRenderedPageBreak/>
+        <w:t>To un</w:t>
+      </w:r>
+      <w:r>
+        <w:rPr>
+          <w:rFonts w:ascii="Sitka Small" w:hAnsi="Sitka Small"/>
+        </w:rPr>
+        <w:t>-</w:t>
+      </w:r>
+      <w:r>
+        <w:rPr>
+          <w:rFonts w:ascii="Sitka Small" w:hAnsi="Sitka Small"/>
+        </w:rPr>
+        <w:t xml:space="preserve">stage your changes </w:t>
+      </w:r>
+      <w:r>
+        <w:rPr>
+          <w:rFonts w:ascii="Sitka Small" w:hAnsi="Sitka Small"/>
+        </w:rPr>
+        <w:t>:</w:t>
+      </w:r>
+    </w:p>
+    <w:tbl>
+      <w:tblPr>
+        <w:tblW w:w="9000" w:type="dxa"/>
+        <w:tblBorders>
+          <w:top w:val="single" w:sz="4" w:space="0" w:color="auto"/>
+          <w:left w:val="single" w:sz="4" w:space="0" w:color="auto"/>
+          <w:bottom w:val="single" w:sz="4" w:space="0" w:color="auto"/>
+          <w:right w:val="single" w:sz="4" w:space="0" w:color="auto"/>
+          <w:insideH w:val="single" w:sz="4" w:space="0" w:color="auto"/>
+          <w:insideV w:val="single" w:sz="4" w:space="0" w:color="auto"/>
+        </w:tblBorders>
+        <w:tblCellMar>
+          <w:left w:w="10" w:type="dxa"/>
+          <w:right w:w="10" w:type="dxa"/>
+        </w:tblCellMar>
+        <w:tblLook w:val="04A0" w:firstRow="1" w:lastRow="0" w:firstColumn="1" w:lastColumn="0" w:noHBand="0" w:noVBand="1"/>
+      </w:tblPr>
+      <w:tblGrid>
+        <w:gridCol w:w="9000"/>
+      </w:tblGrid>
+      <w:tr>
+        <w:tc>
+          <w:tcPr>
+            <w:tcW w:w="9000" w:type="dxa"/>
+            <w:tcBorders>
+              <w:top w:val="single" w:sz="2" w:space="0" w:color="CCCCCC"/>
+              <w:left w:val="single" w:sz="2" w:space="0" w:color="CCCCCC"/>
+              <w:bottom w:val="single" w:sz="2" w:space="0" w:color="CCCCCC"/>
+              <w:right w:val="single" w:sz="2" w:space="0" w:color="CCCCCC"/>
+            </w:tcBorders>
+            <w:shd w:val="clear" w:color="auto" w:fill="1E1E1E"/>
+            <w:tcMar>
+              <w:top w:w="160" w:type="dxa"/>
+              <w:left w:w="240" w:type="dxa"/>
+              <w:bottom w:w="160" w:type="dxa"/>
+              <w:right w:w="240" w:type="dxa"/>
+            </w:tcMar>
+            <w:hideMark/>
+          </w:tcPr>
+          <w:p>
+            <w:pPr>
+              <w:rPr>
+                <w:rFonts w:ascii="Sitka Small" w:hAnsi="Sitka Small"/>
+                <w:sz w:val="24"/>
+                <w:szCs w:val="24"/>
+              </w:rPr>
+            </w:pPr>
+            <w:r>
+              <w:rPr>
+                <w:rFonts w:ascii="Sitka Small" w:eastAsia="Courier New" w:hAnsi="Sitka Small" w:cs="Courier New"/>
+                <w:sz w:val="24"/>
+                <w:szCs w:val="24"/>
+              </w:rPr>
+              <w:t xml:space="preserve">$ </w:t>
+            </w:r>
+            <w:r>
+              <w:rPr>
+                <w:rFonts w:ascii="Sitka Small" w:eastAsia="Courier New" w:hAnsi="Sitka Small" w:cs="Courier New"/>
+                <w:sz w:val="24"/>
+                <w:szCs w:val="24"/>
+              </w:rPr>
+              <w:t>git restore --staged .</w:t>
+            </w:r>
+          </w:p>
+        </w:tc>
+      </w:tr>
+    </w:tbl>
+    <w:p>
+      <w:pPr>
+        <w:spacing w:after="240"/>
+        <w:rPr>
+          <w:rFonts w:ascii="Sitka Small" w:hAnsi="Sitka Small"/>
+        </w:rPr>
+      </w:pPr>
+    </w:p>
+    <w:p>
+      <w:pPr>
         <w:pStyle w:val="Heading2"/>
         <w:rPr>
           <w:rFonts w:ascii="Sitka Small" w:hAnsi="Sitka Small"/>
@@ -2426,7 +2528,6 @@
           <w:rFonts w:ascii="Sitka Small" w:hAnsi="Sitka Small"/>
           <w:color w:val="2E75B6"/>
         </w:rPr>
-        <w:lastRenderedPageBreak/>
         <w:t>Step 5 — Commit Your Files</w:t>
       </w:r>
     </w:p>
@@ -3118,7 +3219,6 @@
         <w:rPr>
           <w:rFonts w:ascii="Sitka Small" w:hAnsi="Sitka Small"/>
         </w:rPr>
-        <w:lastRenderedPageBreak/>
         <w:t>(fetch) = the path used when DOWNLOADING from GitHub</w:t>
       </w:r>
     </w:p>
@@ -3669,7 +3769,6 @@
           <w:sz w:val="24"/>
           <w:szCs w:val="24"/>
         </w:rPr>
-        <w:lastRenderedPageBreak/>
         <w:t>Cause:</w:t>
       </w:r>
     </w:p>
@@ -4235,6 +4334,7 @@
           <w:sz w:val="24"/>
           <w:szCs w:val="24"/>
         </w:rPr>
+        <w:lastRenderedPageBreak/>
         <w:t>Fix — Generate a Personal Access Token:</w:t>
       </w:r>
     </w:p>
@@ -4366,7 +4466,6 @@
         <w:rPr>
           <w:rFonts w:ascii="Sitka Small" w:hAnsi="Sitka Small"/>
         </w:rPr>
-        <w:lastRenderedPageBreak/>
         <w:t>Click Generate token and COPY it immediately</w:t>
       </w:r>
     </w:p>
@@ -5102,6 +5201,7 @@
                 <w:sz w:val="18"/>
                 <w:szCs w:val="18"/>
               </w:rPr>
+              <w:lastRenderedPageBreak/>
               <w:t>git remote add origin &lt;</w:t>
             </w:r>
             <w:proofErr w:type="spellStart"/>
@@ -5438,7 +5538,6 @@
                 <w:sz w:val="18"/>
                 <w:szCs w:val="18"/>
               </w:rPr>
-              <w:lastRenderedPageBreak/>
               <w:t>git add .</w:t>
             </w:r>
           </w:p>
@@ -6313,6 +6412,7 @@
                 <w:sz w:val="20"/>
                 <w:szCs w:val="20"/>
               </w:rPr>
+              <w:lastRenderedPageBreak/>
               <w:t>git push -u origin main</w:t>
             </w:r>
           </w:p>
@@ -6531,6 +6631,7 @@
       <w:r>
         <w:rPr>
           <w:rFonts w:ascii="Sitka Small" w:hAnsi="Sitka Small"/>
+          <w:noProof/>
         </w:rPr>
         <w:drawing>
           <wp:inline distT="0" distB="0" distL="0" distR="0" wp14:anchorId="14F0E026" wp14:editId="5AF57F4F">
@@ -6587,6 +6688,7 @@
       <w:r>
         <w:rPr>
           <w:rFonts w:ascii="Sitka Small" w:hAnsi="Sitka Small"/>
+          <w:noProof/>
         </w:rPr>
         <w:drawing>
           <wp:inline distT="0" distB="0" distL="0" distR="0" wp14:anchorId="35C743B4" wp14:editId="2D636479">
@@ -6643,6 +6745,7 @@
       <w:r>
         <w:rPr>
           <w:rFonts w:ascii="Sitka Small" w:hAnsi="Sitka Small"/>
+          <w:noProof/>
         </w:rPr>
         <w:drawing>
           <wp:inline distT="0" distB="0" distL="0" distR="0" wp14:anchorId="05A844E6" wp14:editId="24A4473A">
@@ -6699,7 +6802,9 @@
       <w:r>
         <w:rPr>
           <w:rFonts w:ascii="Sitka Small" w:hAnsi="Sitka Small"/>
-        </w:rPr>
+          <w:noProof/>
+        </w:rPr>
+        <w:lastRenderedPageBreak/>
         <w:drawing>
           <wp:inline distT="0" distB="0" distL="0" distR="0" wp14:anchorId="5B8FB738" wp14:editId="063C3AF2">
             <wp:extent cx="5943600" cy="1938020"/>
@@ -6755,6 +6860,7 @@
       <w:r>
         <w:rPr>
           <w:rFonts w:ascii="Sitka Small" w:hAnsi="Sitka Small"/>
+          <w:noProof/>
         </w:rPr>
         <w:drawing>
           <wp:inline distT="0" distB="0" distL="0" distR="0" wp14:anchorId="10C91B71" wp14:editId="3B8315E8">
@@ -6811,6 +6917,7 @@
       <w:r>
         <w:rPr>
           <w:rFonts w:ascii="Sitka Small" w:hAnsi="Sitka Small"/>
+          <w:noProof/>
         </w:rPr>
         <w:drawing>
           <wp:inline distT="0" distB="0" distL="0" distR="0" wp14:anchorId="4E603750" wp14:editId="2322F24B">
@@ -6867,7 +6974,9 @@
       <w:r>
         <w:rPr>
           <w:rFonts w:ascii="Sitka Small" w:hAnsi="Sitka Small"/>
-        </w:rPr>
+          <w:noProof/>
+        </w:rPr>
+        <w:lastRenderedPageBreak/>
         <w:drawing>
           <wp:inline distT="0" distB="0" distL="0" distR="0" wp14:anchorId="3BC2D297" wp14:editId="783895B7">
             <wp:extent cx="5943600" cy="2124075"/>
@@ -6923,8 +7032,8 @@
       <w:r>
         <w:rPr>
           <w:rFonts w:ascii="Sitka Small" w:hAnsi="Sitka Small"/>
-        </w:rPr>
-        <w:lastRenderedPageBreak/>
+          <w:noProof/>
+        </w:rPr>
         <w:drawing>
           <wp:inline distT="0" distB="0" distL="0" distR="0" wp14:anchorId="0361ABB0" wp14:editId="3D6975BD">
             <wp:extent cx="5943600" cy="3196590"/>

--- a/lecture_2/Git_GitHub_Complete_Guide.docx
+++ b/lecture_2/Git_GitHub_Complete_Guide.docx
@@ -1101,7 +1101,23 @@
           <w:rFonts w:ascii="Sitka Small" w:hAnsi="Sitka Small"/>
           <w:color w:val="2E75B6"/>
         </w:rPr>
-        <w:t xml:space="preserve"> within you PC</w:t>
+        <w:t xml:space="preserve"> within </w:t>
+      </w:r>
+      <w:proofErr w:type="gramStart"/>
+      <w:r>
+        <w:rPr>
+          <w:rFonts w:ascii="Sitka Small" w:hAnsi="Sitka Small"/>
+          <w:color w:val="2E75B6"/>
+        </w:rPr>
+        <w:t>you</w:t>
+      </w:r>
+      <w:proofErr w:type="gramEnd"/>
+      <w:r>
+        <w:rPr>
+          <w:rFonts w:ascii="Sitka Small" w:hAnsi="Sitka Small"/>
+          <w:color w:val="2E75B6"/>
+        </w:rPr>
+        <w:t xml:space="preserve"> PC</w:t>
       </w:r>
     </w:p>
     <w:p>
@@ -1256,7 +1272,23 @@
           <w:rFonts w:ascii="Sitka Small" w:hAnsi="Sitka Small"/>
           <w:color w:val="D6007A"/>
         </w:rPr>
-        <w:t>his creates a hidden .git folder inside your directory</w:t>
+        <w:t xml:space="preserve">his creates a </w:t>
+      </w:r>
+      <w:proofErr w:type="gramStart"/>
+      <w:r>
+        <w:rPr>
+          <w:rFonts w:ascii="Sitka Small" w:hAnsi="Sitka Small"/>
+          <w:color w:val="D6007A"/>
+        </w:rPr>
+        <w:t>hidden .git</w:t>
+      </w:r>
+      <w:proofErr w:type="gramEnd"/>
+      <w:r>
+        <w:rPr>
+          <w:rFonts w:ascii="Sitka Small" w:hAnsi="Sitka Small"/>
+          <w:color w:val="D6007A"/>
+        </w:rPr>
+        <w:t xml:space="preserve"> folder inside your directory</w:t>
       </w:r>
       <w:r>
         <w:rPr>
@@ -1401,6 +1433,7 @@
               </w:rPr>
               <w:t xml:space="preserve"> </w:t>
             </w:r>
+            <w:proofErr w:type="gramStart"/>
             <w:r>
               <w:rPr>
                 <w:rFonts w:ascii="Sitka Small" w:hAnsi="Sitka Small"/>
@@ -1410,6 +1443,7 @@
               </w:rPr>
               <w:t>init</w:t>
             </w:r>
+            <w:proofErr w:type="gramEnd"/>
             <w:r>
               <w:rPr>
                 <w:rFonts w:ascii="Sitka Small" w:hAnsi="Sitka Small"/>
@@ -1670,7 +1704,14 @@
         <w:rPr>
           <w:rFonts w:ascii="Sitka Small" w:hAnsi="Sitka Small"/>
         </w:rPr>
-        <w:t>shown on the next</w:t>
+        <w:t xml:space="preserve">shown on the </w:t>
+      </w:r>
+      <w:proofErr w:type="gramStart"/>
+      <w:r>
+        <w:rPr>
+          <w:rFonts w:ascii="Sitka Small" w:hAnsi="Sitka Small"/>
+        </w:rPr>
+        <w:t>next</w:t>
       </w:r>
       <w:r>
         <w:rPr>
@@ -1678,6 +1719,7 @@
         </w:rPr>
         <w:t>-page</w:t>
       </w:r>
+      <w:proofErr w:type="gramEnd"/>
     </w:p>
     <w:p>
       <w:pPr>
@@ -2119,6 +2161,49 @@
     </w:p>
     <w:p>
       <w:pPr>
+        <w:rPr>
+          <w:rFonts w:ascii="Sitka Small" w:hAnsi="Sitka Small"/>
+        </w:rPr>
+      </w:pPr>
+      <w:r>
+        <w:rPr>
+          <w:rFonts w:ascii="Sitka Small" w:hAnsi="Sitka Small"/>
+        </w:rPr>
+        <w:t xml:space="preserve">git remote </w:t>
+      </w:r>
+      <w:r>
+        <w:rPr>
+          <w:rFonts w:ascii="Sitka Small" w:hAnsi="Sitka Small"/>
+          <w:b/>
+          <w:bCs/>
+        </w:rPr>
+        <w:t>set-</w:t>
+      </w:r>
+      <w:proofErr w:type="spellStart"/>
+      <w:r>
+        <w:rPr>
+          <w:rFonts w:ascii="Sitka Small" w:hAnsi="Sitka Small"/>
+          <w:b/>
+          <w:bCs/>
+        </w:rPr>
+        <w:t>url</w:t>
+      </w:r>
+      <w:proofErr w:type="spellEnd"/>
+      <w:r>
+        <w:rPr>
+          <w:rFonts w:ascii="Sitka Small" w:hAnsi="Sitka Small"/>
+        </w:rPr>
+        <w:t xml:space="preserve"> origin https://github.com/krsna-abhi/React_Learning</w:t>
+      </w:r>
+      <w:r>
+        <w:rPr>
+          <w:rFonts w:ascii="Sitka Small" w:hAnsi="Sitka Small"/>
+        </w:rPr>
+        <w:t>.git</w:t>
+      </w:r>
+    </w:p>
+    <w:p>
+      <w:pPr>
         <w:pStyle w:val="ListParagraph"/>
         <w:numPr>
           <w:ilvl w:val="0"/>
@@ -2151,8 +2236,16 @@
         <w:rPr>
           <w:rFonts w:ascii="Sitka Small" w:hAnsi="Sitka Small"/>
         </w:rPr>
-        <w:t>$ git remote -v</w:t>
-      </w:r>
+        <w:t xml:space="preserve">$ git </w:t>
+      </w:r>
+      <w:proofErr w:type="gramStart"/>
+      <w:r>
+        <w:rPr>
+          <w:rFonts w:ascii="Sitka Small" w:hAnsi="Sitka Small"/>
+        </w:rPr>
+        <w:t>remote -v</w:t>
+      </w:r>
+      <w:proofErr w:type="gramEnd"/>
     </w:p>
     <w:p>
       <w:pPr>
@@ -2263,13 +2356,41 @@
               </w:rPr>
               <w:t xml:space="preserve">$ </w:t>
             </w:r>
+            <w:proofErr w:type="gramStart"/>
             <w:r>
               <w:rPr>
                 <w:rFonts w:ascii="Sitka Small" w:eastAsia="Courier New" w:hAnsi="Sitka Small" w:cs="Courier New"/>
                 <w:sz w:val="24"/>
                 <w:szCs w:val="24"/>
               </w:rPr>
-              <w:t>git add .</w:t>
+              <w:t>git</w:t>
+            </w:r>
+            <w:proofErr w:type="gramEnd"/>
+            <w:r>
+              <w:rPr>
+                <w:rFonts w:ascii="Sitka Small" w:eastAsia="Courier New" w:hAnsi="Sitka Small" w:cs="Courier New"/>
+                <w:sz w:val="24"/>
+                <w:szCs w:val="24"/>
+              </w:rPr>
+              <w:t xml:space="preserve"> </w:t>
+            </w:r>
+            <w:proofErr w:type="gramStart"/>
+            <w:r>
+              <w:rPr>
+                <w:rFonts w:ascii="Sitka Small" w:eastAsia="Courier New" w:hAnsi="Sitka Small" w:cs="Courier New"/>
+                <w:sz w:val="24"/>
+                <w:szCs w:val="24"/>
+              </w:rPr>
+              <w:t>add</w:t>
+            </w:r>
+            <w:proofErr w:type="gramEnd"/>
+            <w:r>
+              <w:rPr>
+                <w:rFonts w:ascii="Sitka Small" w:eastAsia="Courier New" w:hAnsi="Sitka Small" w:cs="Courier New"/>
+                <w:sz w:val="24"/>
+                <w:szCs w:val="24"/>
+              </w:rPr>
+              <w:t xml:space="preserve"> .</w:t>
             </w:r>
           </w:p>
         </w:tc>
@@ -2419,7 +2540,6 @@
         <w:rPr>
           <w:rFonts w:ascii="Sitka Small" w:hAnsi="Sitka Small"/>
         </w:rPr>
-        <w:lastRenderedPageBreak/>
         <w:t>To un</w:t>
       </w:r>
       <w:r>
@@ -2496,13 +2616,23 @@
               </w:rPr>
               <w:t xml:space="preserve">$ </w:t>
             </w:r>
+            <w:proofErr w:type="gramStart"/>
             <w:r>
               <w:rPr>
                 <w:rFonts w:ascii="Sitka Small" w:eastAsia="Courier New" w:hAnsi="Sitka Small" w:cs="Courier New"/>
                 <w:sz w:val="24"/>
                 <w:szCs w:val="24"/>
               </w:rPr>
-              <w:t>git restore --staged .</w:t>
+              <w:t>git</w:t>
+            </w:r>
+            <w:proofErr w:type="gramEnd"/>
+            <w:r>
+              <w:rPr>
+                <w:rFonts w:ascii="Sitka Small" w:eastAsia="Courier New" w:hAnsi="Sitka Small" w:cs="Courier New"/>
+                <w:sz w:val="24"/>
+                <w:szCs w:val="24"/>
+              </w:rPr>
+              <w:t xml:space="preserve"> restore --staged .</w:t>
             </w:r>
           </w:p>
         </w:tc>
@@ -3022,7 +3152,25 @@
                 <w:sz w:val="24"/>
                 <w:szCs w:val="24"/>
               </w:rPr>
-              <w:t>git add .</w:t>
+              <w:t xml:space="preserve">git </w:t>
+            </w:r>
+            <w:proofErr w:type="gramStart"/>
+            <w:r>
+              <w:rPr>
+                <w:rFonts w:ascii="Sitka Small" w:eastAsia="Courier New" w:hAnsi="Sitka Small" w:cs="Courier New"/>
+                <w:sz w:val="24"/>
+                <w:szCs w:val="24"/>
+              </w:rPr>
+              <w:t>add</w:t>
+            </w:r>
+            <w:proofErr w:type="gramEnd"/>
+            <w:r>
+              <w:rPr>
+                <w:rFonts w:ascii="Sitka Small" w:eastAsia="Courier New" w:hAnsi="Sitka Small" w:cs="Courier New"/>
+                <w:sz w:val="24"/>
+                <w:szCs w:val="24"/>
+              </w:rPr>
+              <w:t xml:space="preserve"> .</w:t>
             </w:r>
           </w:p>
           <w:p>
@@ -3096,8 +3244,17 @@
           <w:rFonts w:ascii="Sitka Small" w:hAnsi="Sitka Small"/>
           <w:color w:val="1A56A0"/>
         </w:rPr>
-        <w:t>4. Understanding git remote -v</w:t>
-      </w:r>
+        <w:t xml:space="preserve">4. Understanding git </w:t>
+      </w:r>
+      <w:proofErr w:type="gramStart"/>
+      <w:r>
+        <w:rPr>
+          <w:rFonts w:ascii="Sitka Small" w:hAnsi="Sitka Small"/>
+          <w:color w:val="1A56A0"/>
+        </w:rPr>
+        <w:t>remote -v</w:t>
+      </w:r>
+      <w:proofErr w:type="gramEnd"/>
     </w:p>
     <w:p>
       <w:pPr>
@@ -3499,8 +3656,19 @@
                 <w:sz w:val="20"/>
                 <w:szCs w:val="20"/>
               </w:rPr>
-              <w:t>git remote -v</w:t>
-            </w:r>
+              <w:t xml:space="preserve">git </w:t>
+            </w:r>
+            <w:proofErr w:type="gramStart"/>
+            <w:r>
+              <w:rPr>
+                <w:rFonts w:ascii="Sitka Small" w:eastAsia="Courier New" w:hAnsi="Sitka Small" w:cs="Courier New"/>
+                <w:color w:val="D4D4D4"/>
+                <w:sz w:val="20"/>
+                <w:szCs w:val="20"/>
+              </w:rPr>
+              <w:t>remote -v</w:t>
+            </w:r>
+            <w:proofErr w:type="gramEnd"/>
           </w:p>
         </w:tc>
       </w:tr>
@@ -4096,7 +4264,31 @@
           <w:sz w:val="24"/>
           <w:szCs w:val="24"/>
         </w:rPr>
-        <w:t xml:space="preserve"> instead of add:</w:t>
+        <w:t xml:space="preserve"> instead of </w:t>
+      </w:r>
+      <w:proofErr w:type="gramStart"/>
+      <w:r>
+        <w:rPr>
+          <w:rFonts w:ascii="Sitka Small" w:hAnsi="Sitka Small"/>
+          <w:b/>
+          <w:bCs/>
+          <w:color w:val="404040"/>
+          <w:sz w:val="24"/>
+          <w:szCs w:val="24"/>
+        </w:rPr>
+        <w:t>add</w:t>
+      </w:r>
+      <w:proofErr w:type="gramEnd"/>
+      <w:r>
+        <w:rPr>
+          <w:rFonts w:ascii="Sitka Small" w:hAnsi="Sitka Small"/>
+          <w:b/>
+          <w:bCs/>
+          <w:color w:val="404040"/>
+          <w:sz w:val="24"/>
+          <w:szCs w:val="24"/>
+        </w:rPr>
+        <w:t>:</w:t>
       </w:r>
     </w:p>
     <w:tbl>
@@ -5400,8 +5592,19 @@
                 <w:sz w:val="18"/>
                 <w:szCs w:val="18"/>
               </w:rPr>
-              <w:t>git remote -v</w:t>
-            </w:r>
+              <w:t xml:space="preserve">git </w:t>
+            </w:r>
+            <w:proofErr w:type="gramStart"/>
+            <w:r>
+              <w:rPr>
+                <w:rFonts w:ascii="Sitka Small" w:eastAsia="Courier New" w:hAnsi="Sitka Small" w:cs="Courier New"/>
+                <w:color w:val="C0392B"/>
+                <w:sz w:val="18"/>
+                <w:szCs w:val="18"/>
+              </w:rPr>
+              <w:t>remote -v</w:t>
+            </w:r>
+            <w:proofErr w:type="gramEnd"/>
           </w:p>
         </w:tc>
         <w:tc>
@@ -5538,7 +5741,27 @@
                 <w:sz w:val="18"/>
                 <w:szCs w:val="18"/>
               </w:rPr>
-              <w:t>git add .</w:t>
+              <w:t xml:space="preserve">git </w:t>
+            </w:r>
+            <w:proofErr w:type="gramStart"/>
+            <w:r>
+              <w:rPr>
+                <w:rFonts w:ascii="Sitka Small" w:eastAsia="Courier New" w:hAnsi="Sitka Small" w:cs="Courier New"/>
+                <w:color w:val="C0392B"/>
+                <w:sz w:val="18"/>
+                <w:szCs w:val="18"/>
+              </w:rPr>
+              <w:t>add</w:t>
+            </w:r>
+            <w:proofErr w:type="gramEnd"/>
+            <w:r>
+              <w:rPr>
+                <w:rFonts w:ascii="Sitka Small" w:eastAsia="Courier New" w:hAnsi="Sitka Small" w:cs="Courier New"/>
+                <w:color w:val="C0392B"/>
+                <w:sz w:val="18"/>
+                <w:szCs w:val="18"/>
+              </w:rPr>
+              <w:t xml:space="preserve"> .</w:t>
             </w:r>
           </w:p>
         </w:tc>
@@ -6185,7 +6408,27 @@
                 <w:sz w:val="20"/>
                 <w:szCs w:val="20"/>
               </w:rPr>
-              <w:t># 1. Initialize git (only once)</w:t>
+              <w:t xml:space="preserve"># 1. Initialize </w:t>
+            </w:r>
+            <w:proofErr w:type="gramStart"/>
+            <w:r>
+              <w:rPr>
+                <w:rFonts w:ascii="Sitka Small" w:eastAsia="Courier New" w:hAnsi="Sitka Small" w:cs="Courier New"/>
+                <w:color w:val="D4D4D4"/>
+                <w:sz w:val="20"/>
+                <w:szCs w:val="20"/>
+              </w:rPr>
+              <w:t>git</w:t>
+            </w:r>
+            <w:proofErr w:type="gramEnd"/>
+            <w:r>
+              <w:rPr>
+                <w:rFonts w:ascii="Sitka Small" w:eastAsia="Courier New" w:hAnsi="Sitka Small" w:cs="Courier New"/>
+                <w:color w:val="D4D4D4"/>
+                <w:sz w:val="20"/>
+                <w:szCs w:val="20"/>
+              </w:rPr>
+              <w:t xml:space="preserve"> (only once)</w:t>
             </w:r>
           </w:p>
           <w:p>
@@ -6286,7 +6529,27 @@
                 <w:sz w:val="20"/>
                 <w:szCs w:val="20"/>
               </w:rPr>
-              <w:t>git add .</w:t>
+              <w:t xml:space="preserve">git </w:t>
+            </w:r>
+            <w:proofErr w:type="gramStart"/>
+            <w:r>
+              <w:rPr>
+                <w:rFonts w:ascii="Sitka Small" w:eastAsia="Courier New" w:hAnsi="Sitka Small" w:cs="Courier New"/>
+                <w:color w:val="D4D4D4"/>
+                <w:sz w:val="20"/>
+                <w:szCs w:val="20"/>
+              </w:rPr>
+              <w:t>add</w:t>
+            </w:r>
+            <w:proofErr w:type="gramEnd"/>
+            <w:r>
+              <w:rPr>
+                <w:rFonts w:ascii="Sitka Small" w:eastAsia="Courier New" w:hAnsi="Sitka Small" w:cs="Courier New"/>
+                <w:color w:val="D4D4D4"/>
+                <w:sz w:val="20"/>
+                <w:szCs w:val="20"/>
+              </w:rPr>
+              <w:t xml:space="preserve"> .</w:t>
             </w:r>
           </w:p>
           <w:p>
@@ -6482,7 +6745,27 @@
                 <w:sz w:val="20"/>
                 <w:szCs w:val="20"/>
               </w:rPr>
-              <w:t>git add .</w:t>
+              <w:t xml:space="preserve">git </w:t>
+            </w:r>
+            <w:proofErr w:type="gramStart"/>
+            <w:r>
+              <w:rPr>
+                <w:rFonts w:ascii="Sitka Small" w:eastAsia="Courier New" w:hAnsi="Sitka Small" w:cs="Courier New"/>
+                <w:color w:val="D4D4D4"/>
+                <w:sz w:val="20"/>
+                <w:szCs w:val="20"/>
+              </w:rPr>
+              <w:t>add</w:t>
+            </w:r>
+            <w:proofErr w:type="gramEnd"/>
+            <w:r>
+              <w:rPr>
+                <w:rFonts w:ascii="Sitka Small" w:eastAsia="Courier New" w:hAnsi="Sitka Small" w:cs="Courier New"/>
+                <w:color w:val="D4D4D4"/>
+                <w:sz w:val="20"/>
+                <w:szCs w:val="20"/>
+              </w:rPr>
+              <w:t xml:space="preserve"> .</w:t>
             </w:r>
           </w:p>
           <w:p>

--- a/lecture_2/Git_GitHub_Complete_Guide.docx
+++ b/lecture_2/Git_GitHub_Complete_Guide.docx
@@ -1101,23 +1101,7 @@
           <w:rFonts w:ascii="Sitka Small" w:hAnsi="Sitka Small"/>
           <w:color w:val="2E75B6"/>
         </w:rPr>
-        <w:t xml:space="preserve"> within </w:t>
-      </w:r>
-      <w:proofErr w:type="gramStart"/>
-      <w:r>
-        <w:rPr>
-          <w:rFonts w:ascii="Sitka Small" w:hAnsi="Sitka Small"/>
-          <w:color w:val="2E75B6"/>
-        </w:rPr>
-        <w:t>you</w:t>
-      </w:r>
-      <w:proofErr w:type="gramEnd"/>
-      <w:r>
-        <w:rPr>
-          <w:rFonts w:ascii="Sitka Small" w:hAnsi="Sitka Small"/>
-          <w:color w:val="2E75B6"/>
-        </w:rPr>
-        <w:t xml:space="preserve"> PC</w:t>
+        <w:t xml:space="preserve"> within you PC</w:t>
       </w:r>
     </w:p>
     <w:p>
@@ -1272,23 +1256,7 @@
           <w:rFonts w:ascii="Sitka Small" w:hAnsi="Sitka Small"/>
           <w:color w:val="D6007A"/>
         </w:rPr>
-        <w:t xml:space="preserve">his creates a </w:t>
-      </w:r>
-      <w:proofErr w:type="gramStart"/>
-      <w:r>
-        <w:rPr>
-          <w:rFonts w:ascii="Sitka Small" w:hAnsi="Sitka Small"/>
-          <w:color w:val="D6007A"/>
-        </w:rPr>
-        <w:t>hidden .git</w:t>
-      </w:r>
-      <w:proofErr w:type="gramEnd"/>
-      <w:r>
-        <w:rPr>
-          <w:rFonts w:ascii="Sitka Small" w:hAnsi="Sitka Small"/>
-          <w:color w:val="D6007A"/>
-        </w:rPr>
-        <w:t xml:space="preserve"> folder inside your directory</w:t>
+        <w:t>his creates a hidden .git folder inside your directory</w:t>
       </w:r>
       <w:r>
         <w:rPr>
@@ -1433,7 +1401,6 @@
               </w:rPr>
               <w:t xml:space="preserve"> </w:t>
             </w:r>
-            <w:proofErr w:type="gramStart"/>
             <w:r>
               <w:rPr>
                 <w:rFonts w:ascii="Sitka Small" w:hAnsi="Sitka Small"/>
@@ -1443,7 +1410,6 @@
               </w:rPr>
               <w:t>init</w:t>
             </w:r>
-            <w:proofErr w:type="gramEnd"/>
             <w:r>
               <w:rPr>
                 <w:rFonts w:ascii="Sitka Small" w:hAnsi="Sitka Small"/>
@@ -1704,14 +1670,7 @@
         <w:rPr>
           <w:rFonts w:ascii="Sitka Small" w:hAnsi="Sitka Small"/>
         </w:rPr>
-        <w:t xml:space="preserve">shown on the </w:t>
-      </w:r>
-      <w:proofErr w:type="gramStart"/>
-      <w:r>
-        <w:rPr>
-          <w:rFonts w:ascii="Sitka Small" w:hAnsi="Sitka Small"/>
-        </w:rPr>
-        <w:t>next</w:t>
+        <w:t>shown on the next</w:t>
       </w:r>
       <w:r>
         <w:rPr>
@@ -1719,7 +1678,6 @@
         </w:rPr>
         <w:t>-page</w:t>
       </w:r>
-      <w:proofErr w:type="gramEnd"/>
     </w:p>
     <w:p>
       <w:pPr>
@@ -2169,22 +2127,18 @@
         <w:rPr>
           <w:rFonts w:ascii="Sitka Small" w:hAnsi="Sitka Small"/>
         </w:rPr>
-        <w:t xml:space="preserve">git remote </w:t>
-      </w:r>
-      <w:r>
-        <w:rPr>
-          <w:rFonts w:ascii="Sitka Small" w:hAnsi="Sitka Small"/>
-          <w:b/>
-          <w:bCs/>
-        </w:rPr>
-        <w:t>set-</w:t>
+        <w:t xml:space="preserve">$ </w:t>
+      </w:r>
+      <w:r>
+        <w:rPr>
+          <w:rFonts w:ascii="Sitka Small" w:hAnsi="Sitka Small"/>
+        </w:rPr>
+        <w:t>git remote set-</w:t>
       </w:r>
       <w:proofErr w:type="spellStart"/>
       <w:r>
         <w:rPr>
           <w:rFonts w:ascii="Sitka Small" w:hAnsi="Sitka Small"/>
-          <w:b/>
-          <w:bCs/>
         </w:rPr>
         <w:t>url</w:t>
       </w:r>
@@ -2193,14 +2147,31 @@
         <w:rPr>
           <w:rFonts w:ascii="Sitka Small" w:hAnsi="Sitka Small"/>
         </w:rPr>
-        <w:t xml:space="preserve"> origin https://github.com/krsna-abhi/React_Learning</w:t>
-      </w:r>
-      <w:r>
-        <w:rPr>
-          <w:rFonts w:ascii="Sitka Small" w:hAnsi="Sitka Small"/>
-        </w:rPr>
-        <w:t>.git</w:t>
-      </w:r>
+        <w:t xml:space="preserve"> origin </w:t>
+      </w:r>
+      <w:hyperlink r:id="rId6" w:history="1">
+        <w:r>
+          <w:rPr>
+            <w:rStyle w:val="Hyperlink"/>
+            <w:rFonts w:ascii="Sitka Small" w:hAnsi="Sitka Small"/>
+          </w:rPr>
+          <w:t>https://krsna-abhi@github.com/krsna-abhi/React_Learning.git</w:t>
+        </w:r>
+      </w:hyperlink>
+    </w:p>
+    <w:p>
+      <w:pPr>
+        <w:rPr>
+          <w:rFonts w:ascii="Sitka Small" w:hAnsi="Sitka Small"/>
+        </w:rPr>
+      </w:pPr>
+    </w:p>
+    <w:p>
+      <w:pPr>
+        <w:rPr>
+          <w:rFonts w:ascii="Sitka Small" w:hAnsi="Sitka Small"/>
+        </w:rPr>
+      </w:pPr>
     </w:p>
     <w:p>
       <w:pPr>
@@ -2236,16 +2207,8 @@
         <w:rPr>
           <w:rFonts w:ascii="Sitka Small" w:hAnsi="Sitka Small"/>
         </w:rPr>
-        <w:t xml:space="preserve">$ git </w:t>
-      </w:r>
-      <w:proofErr w:type="gramStart"/>
-      <w:r>
-        <w:rPr>
-          <w:rFonts w:ascii="Sitka Small" w:hAnsi="Sitka Small"/>
-        </w:rPr>
-        <w:t>remote -v</w:t>
-      </w:r>
-      <w:proofErr w:type="gramEnd"/>
+        <w:t>$ git remote -v</w:t>
+      </w:r>
     </w:p>
     <w:p>
       <w:pPr>
@@ -2356,41 +2319,13 @@
               </w:rPr>
               <w:t xml:space="preserve">$ </w:t>
             </w:r>
-            <w:proofErr w:type="gramStart"/>
             <w:r>
               <w:rPr>
                 <w:rFonts w:ascii="Sitka Small" w:eastAsia="Courier New" w:hAnsi="Sitka Small" w:cs="Courier New"/>
                 <w:sz w:val="24"/>
                 <w:szCs w:val="24"/>
               </w:rPr>
-              <w:t>git</w:t>
-            </w:r>
-            <w:proofErr w:type="gramEnd"/>
-            <w:r>
-              <w:rPr>
-                <w:rFonts w:ascii="Sitka Small" w:eastAsia="Courier New" w:hAnsi="Sitka Small" w:cs="Courier New"/>
-                <w:sz w:val="24"/>
-                <w:szCs w:val="24"/>
-              </w:rPr>
-              <w:t xml:space="preserve"> </w:t>
-            </w:r>
-            <w:proofErr w:type="gramStart"/>
-            <w:r>
-              <w:rPr>
-                <w:rFonts w:ascii="Sitka Small" w:eastAsia="Courier New" w:hAnsi="Sitka Small" w:cs="Courier New"/>
-                <w:sz w:val="24"/>
-                <w:szCs w:val="24"/>
-              </w:rPr>
-              <w:t>add</w:t>
-            </w:r>
-            <w:proofErr w:type="gramEnd"/>
-            <w:r>
-              <w:rPr>
-                <w:rFonts w:ascii="Sitka Small" w:eastAsia="Courier New" w:hAnsi="Sitka Small" w:cs="Courier New"/>
-                <w:sz w:val="24"/>
-                <w:szCs w:val="24"/>
-              </w:rPr>
-              <w:t xml:space="preserve"> .</w:t>
+              <w:t>git add .</w:t>
             </w:r>
           </w:p>
         </w:tc>
@@ -2490,6 +2425,7 @@
                 <w:sz w:val="24"/>
                 <w:szCs w:val="24"/>
               </w:rPr>
+              <w:lastRenderedPageBreak/>
               <w:t xml:space="preserve">$ </w:t>
             </w:r>
             <w:r>
@@ -2616,23 +2552,13 @@
               </w:rPr>
               <w:t xml:space="preserve">$ </w:t>
             </w:r>
-            <w:proofErr w:type="gramStart"/>
             <w:r>
               <w:rPr>
                 <w:rFonts w:ascii="Sitka Small" w:eastAsia="Courier New" w:hAnsi="Sitka Small" w:cs="Courier New"/>
                 <w:sz w:val="24"/>
                 <w:szCs w:val="24"/>
               </w:rPr>
-              <w:t>git</w:t>
-            </w:r>
-            <w:proofErr w:type="gramEnd"/>
-            <w:r>
-              <w:rPr>
-                <w:rFonts w:ascii="Sitka Small" w:eastAsia="Courier New" w:hAnsi="Sitka Small" w:cs="Courier New"/>
-                <w:sz w:val="24"/>
-                <w:szCs w:val="24"/>
-              </w:rPr>
-              <w:t xml:space="preserve"> restore --staged .</w:t>
+              <w:t>git restore --staged .</w:t>
             </w:r>
           </w:p>
         </w:tc>
@@ -3152,25 +3078,7 @@
                 <w:sz w:val="24"/>
                 <w:szCs w:val="24"/>
               </w:rPr>
-              <w:t xml:space="preserve">git </w:t>
-            </w:r>
-            <w:proofErr w:type="gramStart"/>
-            <w:r>
-              <w:rPr>
-                <w:rFonts w:ascii="Sitka Small" w:eastAsia="Courier New" w:hAnsi="Sitka Small" w:cs="Courier New"/>
-                <w:sz w:val="24"/>
-                <w:szCs w:val="24"/>
-              </w:rPr>
-              <w:t>add</w:t>
-            </w:r>
-            <w:proofErr w:type="gramEnd"/>
-            <w:r>
-              <w:rPr>
-                <w:rFonts w:ascii="Sitka Small" w:eastAsia="Courier New" w:hAnsi="Sitka Small" w:cs="Courier New"/>
-                <w:sz w:val="24"/>
-                <w:szCs w:val="24"/>
-              </w:rPr>
-              <w:t xml:space="preserve"> .</w:t>
+              <w:t>git add .</w:t>
             </w:r>
           </w:p>
           <w:p>
@@ -3244,17 +3152,9 @@
           <w:rFonts w:ascii="Sitka Small" w:hAnsi="Sitka Small"/>
           <w:color w:val="1A56A0"/>
         </w:rPr>
-        <w:t xml:space="preserve">4. Understanding git </w:t>
-      </w:r>
-      <w:proofErr w:type="gramStart"/>
-      <w:r>
-        <w:rPr>
-          <w:rFonts w:ascii="Sitka Small" w:hAnsi="Sitka Small"/>
-          <w:color w:val="1A56A0"/>
-        </w:rPr>
-        <w:t>remote -v</w:t>
-      </w:r>
-      <w:proofErr w:type="gramEnd"/>
+        <w:lastRenderedPageBreak/>
+        <w:t>4. Understanding git remote -v</w:t>
+      </w:r>
     </w:p>
     <w:p>
       <w:pPr>
@@ -3656,19 +3556,8 @@
                 <w:sz w:val="20"/>
                 <w:szCs w:val="20"/>
               </w:rPr>
-              <w:t xml:space="preserve">git </w:t>
-            </w:r>
-            <w:proofErr w:type="gramStart"/>
-            <w:r>
-              <w:rPr>
-                <w:rFonts w:ascii="Sitka Small" w:eastAsia="Courier New" w:hAnsi="Sitka Small" w:cs="Courier New"/>
-                <w:color w:val="D4D4D4"/>
-                <w:sz w:val="20"/>
-                <w:szCs w:val="20"/>
-              </w:rPr>
-              <w:t>remote -v</w:t>
-            </w:r>
-            <w:proofErr w:type="gramEnd"/>
+              <w:t>git remote -v</w:t>
+            </w:r>
           </w:p>
         </w:tc>
       </w:tr>
@@ -3809,6 +3698,7 @@
           <w:rFonts w:ascii="Sitka Small" w:hAnsi="Sitka Small"/>
           <w:color w:val="1A56A0"/>
         </w:rPr>
+        <w:lastRenderedPageBreak/>
         <w:t>6. Problems You Faced &amp; How We Fixed Them</w:t>
       </w:r>
     </w:p>
@@ -4264,31 +4154,7 @@
           <w:sz w:val="24"/>
           <w:szCs w:val="24"/>
         </w:rPr>
-        <w:t xml:space="preserve"> instead of </w:t>
-      </w:r>
-      <w:proofErr w:type="gramStart"/>
-      <w:r>
-        <w:rPr>
-          <w:rFonts w:ascii="Sitka Small" w:hAnsi="Sitka Small"/>
-          <w:b/>
-          <w:bCs/>
-          <w:color w:val="404040"/>
-          <w:sz w:val="24"/>
-          <w:szCs w:val="24"/>
-        </w:rPr>
-        <w:t>add</w:t>
-      </w:r>
-      <w:proofErr w:type="gramEnd"/>
-      <w:r>
-        <w:rPr>
-          <w:rFonts w:ascii="Sitka Small" w:hAnsi="Sitka Small"/>
-          <w:b/>
-          <w:bCs/>
-          <w:color w:val="404040"/>
-          <w:sz w:val="24"/>
-          <w:szCs w:val="24"/>
-        </w:rPr>
-        <w:t>:</w:t>
+        <w:t xml:space="preserve"> instead of add:</w:t>
       </w:r>
     </w:p>
     <w:tbl>
@@ -4499,6 +4365,7 @@
         <w:rPr>
           <w:rFonts w:ascii="Sitka Small" w:hAnsi="Sitka Small"/>
         </w:rPr>
+        <w:lastRenderedPageBreak/>
         <w:t>GitHub no longer accepts passwords. Private repos require a Personal Access Token (PAT).</w:t>
       </w:r>
     </w:p>
@@ -4526,7 +4393,6 @@
           <w:sz w:val="24"/>
           <w:szCs w:val="24"/>
         </w:rPr>
-        <w:lastRenderedPageBreak/>
         <w:t>Fix — Generate a Personal Access Token:</w:t>
       </w:r>
     </w:p>
@@ -5254,6 +5120,7 @@
                 <w:bCs/>
                 <w:color w:val="FFFFFF"/>
               </w:rPr>
+              <w:lastRenderedPageBreak/>
               <w:t>Command</w:t>
             </w:r>
           </w:p>
@@ -5393,7 +5260,6 @@
                 <w:sz w:val="18"/>
                 <w:szCs w:val="18"/>
               </w:rPr>
-              <w:lastRenderedPageBreak/>
               <w:t>git remote add origin &lt;</w:t>
             </w:r>
             <w:proofErr w:type="spellStart"/>
@@ -5592,19 +5458,8 @@
                 <w:sz w:val="18"/>
                 <w:szCs w:val="18"/>
               </w:rPr>
-              <w:t xml:space="preserve">git </w:t>
-            </w:r>
-            <w:proofErr w:type="gramStart"/>
-            <w:r>
-              <w:rPr>
-                <w:rFonts w:ascii="Sitka Small" w:eastAsia="Courier New" w:hAnsi="Sitka Small" w:cs="Courier New"/>
-                <w:color w:val="C0392B"/>
-                <w:sz w:val="18"/>
-                <w:szCs w:val="18"/>
-              </w:rPr>
-              <w:t>remote -v</w:t>
-            </w:r>
-            <w:proofErr w:type="gramEnd"/>
+              <w:t>git remote -v</w:t>
+            </w:r>
           </w:p>
         </w:tc>
         <w:tc>
@@ -5741,27 +5596,7 @@
                 <w:sz w:val="18"/>
                 <w:szCs w:val="18"/>
               </w:rPr>
-              <w:t xml:space="preserve">git </w:t>
-            </w:r>
-            <w:proofErr w:type="gramStart"/>
-            <w:r>
-              <w:rPr>
-                <w:rFonts w:ascii="Sitka Small" w:eastAsia="Courier New" w:hAnsi="Sitka Small" w:cs="Courier New"/>
-                <w:color w:val="C0392B"/>
-                <w:sz w:val="18"/>
-                <w:szCs w:val="18"/>
-              </w:rPr>
-              <w:t>add</w:t>
-            </w:r>
-            <w:proofErr w:type="gramEnd"/>
-            <w:r>
-              <w:rPr>
-                <w:rFonts w:ascii="Sitka Small" w:eastAsia="Courier New" w:hAnsi="Sitka Small" w:cs="Courier New"/>
-                <w:color w:val="C0392B"/>
-                <w:sz w:val="18"/>
-                <w:szCs w:val="18"/>
-              </w:rPr>
-              <w:t xml:space="preserve"> .</w:t>
+              <w:t>git add .</w:t>
             </w:r>
           </w:p>
         </w:tc>
@@ -6408,27 +6243,7 @@
                 <w:sz w:val="20"/>
                 <w:szCs w:val="20"/>
               </w:rPr>
-              <w:t xml:space="preserve"># 1. Initialize </w:t>
-            </w:r>
-            <w:proofErr w:type="gramStart"/>
-            <w:r>
-              <w:rPr>
-                <w:rFonts w:ascii="Sitka Small" w:eastAsia="Courier New" w:hAnsi="Sitka Small" w:cs="Courier New"/>
-                <w:color w:val="D4D4D4"/>
-                <w:sz w:val="20"/>
-                <w:szCs w:val="20"/>
-              </w:rPr>
-              <w:t>git</w:t>
-            </w:r>
-            <w:proofErr w:type="gramEnd"/>
-            <w:r>
-              <w:rPr>
-                <w:rFonts w:ascii="Sitka Small" w:eastAsia="Courier New" w:hAnsi="Sitka Small" w:cs="Courier New"/>
-                <w:color w:val="D4D4D4"/>
-                <w:sz w:val="20"/>
-                <w:szCs w:val="20"/>
-              </w:rPr>
-              <w:t xml:space="preserve"> (only once)</w:t>
+              <w:t># 1. Initialize git (only once)</w:t>
             </w:r>
           </w:p>
           <w:p>
@@ -6529,27 +6344,7 @@
                 <w:sz w:val="20"/>
                 <w:szCs w:val="20"/>
               </w:rPr>
-              <w:t xml:space="preserve">git </w:t>
-            </w:r>
-            <w:proofErr w:type="gramStart"/>
-            <w:r>
-              <w:rPr>
-                <w:rFonts w:ascii="Sitka Small" w:eastAsia="Courier New" w:hAnsi="Sitka Small" w:cs="Courier New"/>
-                <w:color w:val="D4D4D4"/>
-                <w:sz w:val="20"/>
-                <w:szCs w:val="20"/>
-              </w:rPr>
-              <w:t>add</w:t>
-            </w:r>
-            <w:proofErr w:type="gramEnd"/>
-            <w:r>
-              <w:rPr>
-                <w:rFonts w:ascii="Sitka Small" w:eastAsia="Courier New" w:hAnsi="Sitka Small" w:cs="Courier New"/>
-                <w:color w:val="D4D4D4"/>
-                <w:sz w:val="20"/>
-                <w:szCs w:val="20"/>
-              </w:rPr>
-              <w:t xml:space="preserve"> .</w:t>
+              <w:t>git add .</w:t>
             </w:r>
           </w:p>
           <w:p>
@@ -6616,6 +6411,7 @@
                 <w:sz w:val="20"/>
                 <w:szCs w:val="20"/>
               </w:rPr>
+              <w:lastRenderedPageBreak/>
               <w:t># 5. Set branch name</w:t>
             </w:r>
           </w:p>
@@ -6675,7 +6471,6 @@
                 <w:sz w:val="20"/>
                 <w:szCs w:val="20"/>
               </w:rPr>
-              <w:lastRenderedPageBreak/>
               <w:t>git push -u origin main</w:t>
             </w:r>
           </w:p>
@@ -6745,27 +6540,7 @@
                 <w:sz w:val="20"/>
                 <w:szCs w:val="20"/>
               </w:rPr>
-              <w:t xml:space="preserve">git </w:t>
-            </w:r>
-            <w:proofErr w:type="gramStart"/>
-            <w:r>
-              <w:rPr>
-                <w:rFonts w:ascii="Sitka Small" w:eastAsia="Courier New" w:hAnsi="Sitka Small" w:cs="Courier New"/>
-                <w:color w:val="D4D4D4"/>
-                <w:sz w:val="20"/>
-                <w:szCs w:val="20"/>
-              </w:rPr>
-              <w:t>add</w:t>
-            </w:r>
-            <w:proofErr w:type="gramEnd"/>
-            <w:r>
-              <w:rPr>
-                <w:rFonts w:ascii="Sitka Small" w:eastAsia="Courier New" w:hAnsi="Sitka Small" w:cs="Courier New"/>
-                <w:color w:val="D4D4D4"/>
-                <w:sz w:val="20"/>
-                <w:szCs w:val="20"/>
-              </w:rPr>
-              <w:t xml:space="preserve"> .</w:t>
+              <w:t>git add .</w:t>
             </w:r>
           </w:p>
           <w:p>
@@ -6932,7 +6707,7 @@
                     <pic:cNvPicPr/>
                   </pic:nvPicPr>
                   <pic:blipFill>
-                    <a:blip r:embed="rId6"/>
+                    <a:blip r:embed="rId7"/>
                     <a:stretch>
                       <a:fillRect/>
                     </a:stretch>
@@ -6989,7 +6764,7 @@
                     <pic:cNvPicPr/>
                   </pic:nvPicPr>
                   <pic:blipFill>
-                    <a:blip r:embed="rId7"/>
+                    <a:blip r:embed="rId8"/>
                     <a:stretch>
                       <a:fillRect/>
                     </a:stretch>
@@ -7046,7 +6821,7 @@
                     <pic:cNvPicPr/>
                   </pic:nvPicPr>
                   <pic:blipFill>
-                    <a:blip r:embed="rId8"/>
+                    <a:blip r:embed="rId9"/>
                     <a:stretch>
                       <a:fillRect/>
                     </a:stretch>
@@ -7104,7 +6879,7 @@
                     <pic:cNvPicPr/>
                   </pic:nvPicPr>
                   <pic:blipFill>
-                    <a:blip r:embed="rId9"/>
+                    <a:blip r:embed="rId10"/>
                     <a:stretch>
                       <a:fillRect/>
                     </a:stretch>
@@ -7161,7 +6936,7 @@
                     <pic:cNvPicPr/>
                   </pic:nvPicPr>
                   <pic:blipFill>
-                    <a:blip r:embed="rId10"/>
+                    <a:blip r:embed="rId11"/>
                     <a:stretch>
                       <a:fillRect/>
                     </a:stretch>
@@ -7218,7 +6993,7 @@
                     <pic:cNvPicPr/>
                   </pic:nvPicPr>
                   <pic:blipFill>
-                    <a:blip r:embed="rId11"/>
+                    <a:blip r:embed="rId12"/>
                     <a:stretch>
                       <a:fillRect/>
                     </a:stretch>
@@ -7276,7 +7051,7 @@
                     <pic:cNvPicPr/>
                   </pic:nvPicPr>
                   <pic:blipFill>
-                    <a:blip r:embed="rId12"/>
+                    <a:blip r:embed="rId13"/>
                     <a:stretch>
                       <a:fillRect/>
                     </a:stretch>
@@ -7333,7 +7108,7 @@
                     <pic:cNvPicPr/>
                   </pic:nvPicPr>
                   <pic:blipFill>
-                    <a:blip r:embed="rId13"/>
+                    <a:blip r:embed="rId14"/>
                     <a:stretch>
                       <a:fillRect/>
                     </a:stretch>

--- a/lecture_2/Git_GitHub_Complete_Guide.docx
+++ b/lecture_2/Git_GitHub_Complete_Guide.docx
@@ -2979,6 +2979,113 @@
     </w:p>
     <w:p>
       <w:pPr>
+        <w:spacing w:after="240"/>
+        <w:rPr>
+          <w:rFonts w:ascii="Sitka Small" w:hAnsi="Sitka Small"/>
+        </w:rPr>
+      </w:pPr>
+      <w:r>
+        <w:rPr>
+          <w:rFonts w:ascii="Sitka Small" w:hAnsi="Sitka Small"/>
+        </w:rPr>
+        <w:t>To</w:t>
+      </w:r>
+      <w:r>
+        <w:rPr>
+          <w:rFonts w:ascii="Sitka Small" w:hAnsi="Sitka Small"/>
+        </w:rPr>
+        <w:t xml:space="preserve"> </w:t>
+      </w:r>
+      <w:r>
+        <w:rPr>
+          <w:rFonts w:ascii="Sitka Small" w:hAnsi="Sitka Small"/>
+        </w:rPr>
+        <w:t xml:space="preserve">force </w:t>
+      </w:r>
+      <w:r>
+        <w:rPr>
+          <w:rFonts w:ascii="Sitka Small" w:hAnsi="Sitka Small"/>
+        </w:rPr>
+        <w:t>push a file :</w:t>
+      </w:r>
+    </w:p>
+    <w:tbl>
+      <w:tblPr>
+        <w:tblW w:w="9000" w:type="dxa"/>
+        <w:tblBorders>
+          <w:top w:val="single" w:sz="4" w:space="0" w:color="auto"/>
+          <w:left w:val="single" w:sz="4" w:space="0" w:color="auto"/>
+          <w:bottom w:val="single" w:sz="4" w:space="0" w:color="auto"/>
+          <w:right w:val="single" w:sz="4" w:space="0" w:color="auto"/>
+          <w:insideH w:val="single" w:sz="4" w:space="0" w:color="auto"/>
+          <w:insideV w:val="single" w:sz="4" w:space="0" w:color="auto"/>
+        </w:tblBorders>
+        <w:tblCellMar>
+          <w:left w:w="10" w:type="dxa"/>
+          <w:right w:w="10" w:type="dxa"/>
+        </w:tblCellMar>
+        <w:tblLook w:val="04A0" w:firstRow="1" w:lastRow="0" w:firstColumn="1" w:lastColumn="0" w:noHBand="0" w:noVBand="1"/>
+      </w:tblPr>
+      <w:tblGrid>
+        <w:gridCol w:w="9000"/>
+      </w:tblGrid>
+      <w:tr>
+        <w:tc>
+          <w:tcPr>
+            <w:tcW w:w="9000" w:type="dxa"/>
+            <w:tcBorders>
+              <w:top w:val="single" w:sz="2" w:space="0" w:color="CCCCCC"/>
+              <w:left w:val="single" w:sz="2" w:space="0" w:color="CCCCCC"/>
+              <w:bottom w:val="single" w:sz="2" w:space="0" w:color="CCCCCC"/>
+              <w:right w:val="single" w:sz="2" w:space="0" w:color="CCCCCC"/>
+            </w:tcBorders>
+            <w:shd w:val="clear" w:color="auto" w:fill="1E1E1E"/>
+            <w:tcMar>
+              <w:top w:w="160" w:type="dxa"/>
+              <w:left w:w="240" w:type="dxa"/>
+              <w:bottom w:w="160" w:type="dxa"/>
+              <w:right w:w="240" w:type="dxa"/>
+            </w:tcMar>
+            <w:hideMark/>
+          </w:tcPr>
+          <w:p>
+            <w:pPr>
+              <w:rPr>
+                <w:rFonts w:ascii="Sitka Small" w:hAnsi="Sitka Small"/>
+                <w:sz w:val="24"/>
+                <w:szCs w:val="24"/>
+              </w:rPr>
+            </w:pPr>
+            <w:r>
+              <w:rPr>
+                <w:rFonts w:ascii="Sitka Small" w:eastAsia="Courier New" w:hAnsi="Sitka Small" w:cs="Courier New"/>
+                <w:sz w:val="24"/>
+                <w:szCs w:val="24"/>
+              </w:rPr>
+              <w:t xml:space="preserve">$ </w:t>
+            </w:r>
+            <w:r>
+              <w:rPr>
+                <w:rFonts w:ascii="Sitka Small" w:eastAsia="Courier New" w:hAnsi="Sitka Small" w:cs="Courier New"/>
+                <w:sz w:val="24"/>
+                <w:szCs w:val="24"/>
+              </w:rPr>
+              <w:t>git push origin main --force</w:t>
+            </w:r>
+          </w:p>
+        </w:tc>
+      </w:tr>
+    </w:tbl>
+    <w:p>
+      <w:pPr>
+        <w:spacing w:after="240"/>
+        <w:rPr>
+          <w:rFonts w:ascii="Sitka Small" w:hAnsi="Sitka Small"/>
+        </w:rPr>
+      </w:pPr>
+    </w:p>
+    <w:p>
+      <w:pPr>
         <w:pStyle w:val="Heading1"/>
         <w:rPr>
           <w:rFonts w:ascii="Sitka Small" w:hAnsi="Sitka Small"/>
@@ -3096,6 +3203,7 @@
                 <w:sz w:val="24"/>
                 <w:szCs w:val="24"/>
               </w:rPr>
+              <w:lastRenderedPageBreak/>
               <w:t xml:space="preserve">$ </w:t>
             </w:r>
             <w:r>
@@ -3152,7 +3260,6 @@
           <w:rFonts w:ascii="Sitka Small" w:hAnsi="Sitka Small"/>
           <w:color w:val="1A56A0"/>
         </w:rPr>
-        <w:lastRenderedPageBreak/>
         <w:t>4. Understanding git remote -v</w:t>
       </w:r>
     </w:p>
@@ -3618,6 +3725,7 @@
         <w:rPr>
           <w:rFonts w:ascii="Sitka Small" w:hAnsi="Sitka Small"/>
         </w:rPr>
+        <w:lastRenderedPageBreak/>
         <w:t>Your URL always follows this pattern:</w:t>
       </w:r>
     </w:p>
@@ -3698,7 +3806,6 @@
           <w:rFonts w:ascii="Sitka Small" w:hAnsi="Sitka Small"/>
           <w:color w:val="1A56A0"/>
         </w:rPr>
-        <w:lastRenderedPageBreak/>
         <w:t>6. Problems You Faced &amp; How We Fixed Them</w:t>
       </w:r>
     </w:p>
@@ -4314,6 +4421,7 @@
                 <w:rFonts w:ascii="Segoe UI Emoji" w:hAnsi="Segoe UI Emoji" w:cs="Segoe UI Emoji"/>
                 <w:color w:val="922B21"/>
               </w:rPr>
+              <w:lastRenderedPageBreak/>
               <w:t>❌</w:t>
             </w:r>
             <w:r>
@@ -4365,7 +4473,6 @@
         <w:rPr>
           <w:rFonts w:ascii="Sitka Small" w:hAnsi="Sitka Small"/>
         </w:rPr>
-        <w:lastRenderedPageBreak/>
         <w:t>GitHub no longer accepts passwords. Private repos require a Personal Access Token (PAT).</w:t>
       </w:r>
     </w:p>
@@ -5057,6 +5164,7 @@
           <w:rFonts w:ascii="Sitka Small" w:hAnsi="Sitka Small"/>
           <w:color w:val="1A56A0"/>
         </w:rPr>
+        <w:lastRenderedPageBreak/>
         <w:t>7. Useful Commands Quick Reference</w:t>
       </w:r>
     </w:p>
@@ -5120,7 +5228,6 @@
                 <w:bCs/>
                 <w:color w:val="FFFFFF"/>
               </w:rPr>
-              <w:lastRenderedPageBreak/>
               <w:t>Command</w:t>
             </w:r>
           </w:p>
@@ -6369,6 +6476,7 @@
                 <w:sz w:val="20"/>
                 <w:szCs w:val="20"/>
               </w:rPr>
+              <w:lastRenderedPageBreak/>
               <w:t># 4. Commit</w:t>
             </w:r>
           </w:p>
@@ -6411,7 +6519,6 @@
                 <w:sz w:val="20"/>
                 <w:szCs w:val="20"/>
               </w:rPr>
-              <w:lastRenderedPageBreak/>
               <w:t># 5. Set branch name</w:t>
             </w:r>
           </w:p>
@@ -6805,6 +6912,7 @@
           <w:rFonts w:ascii="Sitka Small" w:hAnsi="Sitka Small"/>
           <w:noProof/>
         </w:rPr>
+        <w:lastRenderedPageBreak/>
         <w:drawing>
           <wp:inline distT="0" distB="0" distL="0" distR="0" wp14:anchorId="05A844E6" wp14:editId="24A4473A">
             <wp:extent cx="5943600" cy="591820"/>
@@ -6862,7 +6970,6 @@
           <w:rFonts w:ascii="Sitka Small" w:hAnsi="Sitka Small"/>
           <w:noProof/>
         </w:rPr>
-        <w:lastRenderedPageBreak/>
         <w:drawing>
           <wp:inline distT="0" distB="0" distL="0" distR="0" wp14:anchorId="5B8FB738" wp14:editId="063C3AF2">
             <wp:extent cx="5943600" cy="1938020"/>
